--- a/sales/templates/proasiste-pitch-blurbs.docx
+++ b/sales/templates/proasiste-pitch-blurbs.docx
@@ -19,13 +19,13 @@
           <w:bCs/>
           <w:b/>
         </w:rPr>
-        <w:t xml:space="preserve">HOW TO USE THIS TEMPLATE</w:t>
+        <w:t xml:space="preserve">HOW TO USE THIS TEMPLATE.</w:t>
       </w:r>
       <w:r>
         <w:t xml:space="preserve"> </w:t>
       </w:r>
       <w:r>
-        <w:t xml:space="preserve">— 1.</w:t>
+        <w:t xml:space="preserve">1.</w:t>
       </w:r>
       <w:r>
         <w:t xml:space="preserve"> </w:t>
@@ -215,13 +215,13 @@
         </w:pict>
       </w:r>
     </w:p>
-    <w:bookmarkStart w:id="20" w:name="version-a--cold-outreach-owner-operator"/>
+    <w:bookmarkStart w:id="20" w:name="version-a-cold-outreach-owner-operator"/>
     <w:p>
       <w:pPr>
         <w:pStyle w:val="Heading2"/>
       </w:pPr>
       <w:r>
-        <w:t xml:space="preserve">Version A — Cold outreach (owner-operator)</w:t>
+        <w:t xml:space="preserve">Version A: Cold outreach (owner-operator)</w:t>
       </w:r>
     </w:p>
     <w:p>
@@ -276,7 +276,7 @@
         <w:pStyle w:val="BodyText"/>
       </w:pPr>
       <w:r>
-        <w:t xml:space="preserve">Quick question: when's the last time you knew — without calling a meeting — exactly what every person on your team was working on?</w:t>
+        <w:t xml:space="preserve">Quick question: when's the last time you knew exactly what every person on your team was working on, without calling a meeting to find out?</w:t>
       </w:r>
     </w:p>
     <w:p>
@@ -284,7 +284,7 @@
         <w:pStyle w:val="BodyText"/>
       </w:pPr>
       <w:r>
-        <w:t xml:space="preserve">We've built something for owner-operators who feel one step behind their own operation. Every person on your team gets their own AI twin. You get an owner twin that stays in the loop automatically. You can ask "where do the Q3 installs stand?" and get a live answer pulled straight from your team's twins. You can delegate in one sentence — "have Maria follow up on the Henderson quote by Friday" — and the task lands in her twin's chat, tracked right back to yours.</w:t>
+        <w:t xml:space="preserve">We've built something for owner-operators who feel one step behind their own operation. Every person on your team gets their own AI twin. You get an owner twin that stays in the loop automatically. You can ask "where do the Q3 installs stand?" and get a live answer pulled straight from your team's twins. You can delegate in one sentence ("have Maria follow up on the Henderson quote by Friday") and the task lands in her twin's chat, tracked right back to yours.</w:t>
       </w:r>
     </w:p>
     <w:p>
@@ -311,12 +311,6 @@
         <w:pStyle w:val="BodyText"/>
       </w:pPr>
       <w:r>
-        <w:t xml:space="preserve">—</w:t>
-      </w:r>
-      <w:r>
-        <w:t xml:space="preserve"> </w:t>
-      </w:r>
-      <w:r>
         <w:rPr>
           <w:rStyle w:val="Placeholder"/>
         </w:rPr>
@@ -340,13 +334,13 @@
       </w:r>
     </w:p>
     <w:bookmarkEnd w:id="20"/>
-    <w:bookmarkStart w:id="21" w:name="version-b--warm-intro"/>
+    <w:bookmarkStart w:id="21" w:name="version-b-warm-intro"/>
     <w:p>
       <w:pPr>
         <w:pStyle w:val="Heading2"/>
       </w:pPr>
       <w:r>
-        <w:t xml:space="preserve">Version B — Warm intro</w:t>
+        <w:t xml:space="preserve">Version B: Warm intro</w:t>
       </w:r>
     </w:p>
     <w:p>
@@ -439,7 +433,7 @@
         <w:pStyle w:val="BodyText"/>
       </w:pPr>
       <w:r>
-        <w:t xml:space="preserve">Here's the short version: every person on your team gets their own AI twin, and you get an owner twin too. The two twins talk to each other — so you always know what's getting handled, and you can steer the business without sitting in every meeting.</w:t>
+        <w:t xml:space="preserve">Here's the short version: every person on your team gets their own AI twin, and you get an owner twin too. The two twins talk to each other, so you always know what's getting handled and you can steer the business without sitting in every meeting.</w:t>
       </w:r>
     </w:p>
     <w:p>
@@ -481,7 +475,7 @@
         <w:t xml:space="preserve"> </w:t>
       </w:r>
       <w:r>
-        <w:t xml:space="preserve">Ask your twin where something stands and get a live answer from your team's twins — no status meeting, no chasing updates.</w:t>
+        <w:t xml:space="preserve">Ask your twin where something stands and get a live answer from your team's twins. You skip the status meeting and the round of chasing updates.</w:t>
       </w:r>
     </w:p>
     <w:p>
@@ -525,7 +519,7 @@
         <w:t xml:space="preserve"> </w:t>
       </w:r>
       <w:r>
-        <w:t xml:space="preserve">Administrator, employee, and mentor roles per seat — everyone sees who can see what. You get the full picture without black-box surveillance, and mentor seats are free.</w:t>
+        <w:t xml:space="preserve">Each seat has an administrator, employee, or mentor role, and everyone sees who can see what. You get the full picture without black-box surveillance, and mentor seats are free.</w:t>
       </w:r>
     </w:p>
     <w:p>
@@ -552,12 +546,6 @@
         <w:pStyle w:val="BodyText"/>
       </w:pPr>
       <w:r>
-        <w:t xml:space="preserve">—</w:t>
-      </w:r>
-      <w:r>
-        <w:t xml:space="preserve"> </w:t>
-      </w:r>
-      <w:r>
         <w:rPr>
           <w:rStyle w:val="Placeholder"/>
         </w:rPr>
@@ -581,13 +569,13 @@
       </w:r>
     </w:p>
     <w:bookmarkEnd w:id="21"/>
-    <w:bookmarkStart w:id="22" w:name="version-c--the-knowledge-loss-angle"/>
+    <w:bookmarkStart w:id="22" w:name="version-c-the-knowledge-loss-angle"/>
     <w:p>
       <w:pPr>
         <w:pStyle w:val="Heading2"/>
       </w:pPr>
       <w:r>
-        <w:t xml:space="preserve">Version C — The knowledge-loss angle</w:t>
+        <w:t xml:space="preserve">Version C: The knowledge-loss angle</w:t>
       </w:r>
     </w:p>
     <w:p>
@@ -656,7 +644,7 @@
         <w:pStyle w:val="BodyText"/>
       </w:pPr>
       <w:r>
-        <w:t xml:space="preserve">Most small businesses lose years of know-how overnight — the "ask Maria, she knows" knowledge just disappears. We've built something that fixes this quietly, in the background. Every person on your team gets their own AI twin that captures what they know as they work. You get an owner twin that can see across all of it. New hires get years of context on day one — without having to ask anyone — and when someone leaves, their knowledge stays.</w:t>
+        <w:t xml:space="preserve">Most small businesses lose years of know-how overnight. The "ask Maria, she knows" knowledge just disappears. We've built something that fixes this quietly, in the background. Every person on your team gets their own AI twin that captures what they know as they work. You get an owner twin that can see across all of it. New hires get years of context on day one without having to ask anyone, and when someone leaves, their knowledge stays.</w:t>
       </w:r>
     </w:p>
     <w:p>
@@ -682,12 +670,6 @@
       <w:pPr>
         <w:pStyle w:val="BodyText"/>
       </w:pPr>
-      <w:r>
-        <w:t xml:space="preserve">—</w:t>
-      </w:r>
-      <w:r>
-        <w:t xml:space="preserve"> </w:t>
-      </w:r>
       <w:r>
         <w:rPr>
           <w:rStyle w:val="Placeholder"/>
@@ -730,10 +712,7 @@
         <w:pStyle w:val="Compact"/>
       </w:pPr>
       <w:r>
-        <w:t xml:space="preserve">Replace every token before sending —</w:t>
-      </w:r>
-      <w:r>
-        <w:t xml:space="preserve"> </w:t>
+        <w:t xml:space="preserve">Replace every token before sending (</w:t>
       </w:r>
       <w:r>
         <w:rPr>
@@ -826,10 +805,7 @@
         <w:t xml:space="preserve">{{Rep Email}}</w:t>
       </w:r>
       <w:r>
-        <w:t xml:space="preserve"> </w:t>
-      </w:r>
-      <w:r>
-        <w:t xml:space="preserve">— and double-check that no</w:t>
+        <w:t xml:space="preserve">), and double-check that no</w:t>
       </w:r>
       <w:r>
         <w:t xml:space="preserve"> </w:t>
